--- a/template_标题编号-列表第二行顶格.docx
+++ b/template_标题编号-列表第二行顶格.docx
@@ -263,7 +263,27 @@
           <w:bCs/>
           <w:lang w:eastAsia="zh-CN"/>
         </w:rPr>
-        <w:t>市场调研与竞品分析：</w:t>
+        <w:t>市场调研</w:t>
+      </w:r>
+      <w:proofErr w:type="gramStart"/>
+      <w:r>
+        <w:rPr>
+          <w:rFonts w:hint="eastAsia"/>
+          <w:b/>
+          <w:bCs/>
+          <w:lang w:eastAsia="zh-CN"/>
+        </w:rPr>
+        <w:t>与竞品分析</w:t>
+      </w:r>
+      <w:proofErr w:type="gramEnd"/>
+      <w:r>
+        <w:rPr>
+          <w:rFonts w:hint="eastAsia"/>
+          <w:b/>
+          <w:bCs/>
+          <w:lang w:eastAsia="zh-CN"/>
+        </w:rPr>
+        <w:t>：</w:t>
       </w:r>
       <w:r>
         <w:rPr>
@@ -325,12 +345,37 @@
         </w:rPr>
         <w:t>技术可行性评估：</w:t>
       </w:r>
+      <w:proofErr w:type="gramStart"/>
       <w:r>
         <w:rPr>
           <w:rFonts w:hint="eastAsia"/>
           <w:lang w:eastAsia="zh-CN"/>
         </w:rPr>
-        <w:t>架构师和资深开发工程师将针对需求文档中的核心技术难点进行预研，评估现有技术栈是否能够满足性能要求。</w:t>
+        <w:t>架构师</w:t>
+      </w:r>
+      <w:proofErr w:type="gramEnd"/>
+      <w:r>
+        <w:rPr>
+          <w:rFonts w:hint="eastAsia"/>
+          <w:lang w:eastAsia="zh-CN"/>
+        </w:rPr>
+        <w:t>和资深开发工程师将针对需求文档中的核心技术难点进行预研，评估现有技术</w:t>
+      </w:r>
+      <w:proofErr w:type="gramStart"/>
+      <w:r>
+        <w:rPr>
+          <w:rFonts w:hint="eastAsia"/>
+          <w:lang w:eastAsia="zh-CN"/>
+        </w:rPr>
+        <w:t>栈</w:t>
+      </w:r>
+      <w:proofErr w:type="gramEnd"/>
+      <w:r>
+        <w:rPr>
+          <w:rFonts w:hint="eastAsia"/>
+          <w:lang w:eastAsia="zh-CN"/>
+        </w:rPr>
+        <w:t>是否能够满足性能要求。</w:t>
       </w:r>
     </w:p>
     <w:p>
@@ -361,13 +406,29 @@
           <w:rFonts w:hint="eastAsia"/>
           <w:lang w:eastAsia="zh-CN"/>
         </w:rPr>
-        <w:t>在需求明确后，架构师将开始设计系统的整体框架，包括数据库设计、</w:t>
-      </w:r>
+        <w:t>在需求明确后，</w:t>
+      </w:r>
+      <w:proofErr w:type="gramStart"/>
       <w:r>
         <w:rPr>
           <w:rFonts w:hint="eastAsia"/>
           <w:lang w:eastAsia="zh-CN"/>
         </w:rPr>
+        <w:t>架构师</w:t>
+      </w:r>
+      <w:proofErr w:type="gramEnd"/>
+      <w:r>
+        <w:rPr>
+          <w:rFonts w:hint="eastAsia"/>
+          <w:lang w:eastAsia="zh-CN"/>
+        </w:rPr>
+        <w:t>将开始设计系统的整体框架，包括数据库设计、</w:t>
+      </w:r>
+      <w:r>
+        <w:rPr>
+          <w:rFonts w:hint="eastAsia"/>
+          <w:lang w:eastAsia="zh-CN"/>
+        </w:rPr>
         <w:t>API</w:t>
       </w:r>
       <w:r>
@@ -381,7 +442,23 @@
           <w:rFonts w:hint="eastAsia"/>
           <w:lang w:eastAsia="zh-CN"/>
         </w:rPr>
-        <w:t>接口规范以及微服务拆分方案。</w:t>
+        <w:t>接口规范以及</w:t>
+      </w:r>
+      <w:proofErr w:type="gramStart"/>
+      <w:r>
+        <w:rPr>
+          <w:rFonts w:hint="eastAsia"/>
+          <w:lang w:eastAsia="zh-CN"/>
+        </w:rPr>
+        <w:t>微服务</w:t>
+      </w:r>
+      <w:proofErr w:type="gramEnd"/>
+      <w:r>
+        <w:rPr>
+          <w:rFonts w:hint="eastAsia"/>
+          <w:lang w:eastAsia="zh-CN"/>
+        </w:rPr>
+        <w:t>拆分方案。</w:t>
       </w:r>
       <w:bookmarkEnd w:id="14"/>
     </w:p>
@@ -444,7 +521,27 @@
           <w:bCs/>
           <w:lang w:eastAsia="zh-CN"/>
         </w:rPr>
-        <w:t>市场调研与竞品分析：</w:t>
+        <w:t>市场调研</w:t>
+      </w:r>
+      <w:proofErr w:type="gramStart"/>
+      <w:r>
+        <w:rPr>
+          <w:rFonts w:hint="eastAsia"/>
+          <w:b/>
+          <w:bCs/>
+          <w:lang w:eastAsia="zh-CN"/>
+        </w:rPr>
+        <w:t>与竞品分析</w:t>
+      </w:r>
+      <w:proofErr w:type="gramEnd"/>
+      <w:r>
+        <w:rPr>
+          <w:rFonts w:hint="eastAsia"/>
+          <w:b/>
+          <w:bCs/>
+          <w:lang w:eastAsia="zh-CN"/>
+        </w:rPr>
+        <w:t>：</w:t>
       </w:r>
       <w:r>
         <w:rPr>
@@ -504,12 +601,37 @@
         </w:rPr>
         <w:t>技术可行性评估：</w:t>
       </w:r>
+      <w:proofErr w:type="gramStart"/>
       <w:r>
         <w:rPr>
           <w:rFonts w:hint="eastAsia"/>
           <w:lang w:eastAsia="zh-CN"/>
         </w:rPr>
-        <w:t>架构师和资深开发工程师将针对需求文档中的核心技术难点进行预研，评估现有技术栈是否能够满足性能要求。</w:t>
+        <w:t>架构师</w:t>
+      </w:r>
+      <w:proofErr w:type="gramEnd"/>
+      <w:r>
+        <w:rPr>
+          <w:rFonts w:hint="eastAsia"/>
+          <w:lang w:eastAsia="zh-CN"/>
+        </w:rPr>
+        <w:t>和资深开发工程师将针对需求文档中的核心技术难点进行预研，评估现有技术</w:t>
+      </w:r>
+      <w:proofErr w:type="gramStart"/>
+      <w:r>
+        <w:rPr>
+          <w:rFonts w:hint="eastAsia"/>
+          <w:lang w:eastAsia="zh-CN"/>
+        </w:rPr>
+        <w:t>栈</w:t>
+      </w:r>
+      <w:proofErr w:type="gramEnd"/>
+      <w:r>
+        <w:rPr>
+          <w:rFonts w:hint="eastAsia"/>
+          <w:lang w:eastAsia="zh-CN"/>
+        </w:rPr>
+        <w:t>是否能够满足性能要求。</w:t>
       </w:r>
     </w:p>
     <w:p>
@@ -539,13 +661,29 @@
           <w:rFonts w:hint="eastAsia"/>
           <w:lang w:eastAsia="zh-CN"/>
         </w:rPr>
-        <w:t>在需求明确后，架构师将开始设计系统的整体框架，包括数据库设计、</w:t>
-      </w:r>
+        <w:t>在需求明确后，</w:t>
+      </w:r>
+      <w:proofErr w:type="gramStart"/>
       <w:r>
         <w:rPr>
           <w:rFonts w:hint="eastAsia"/>
           <w:lang w:eastAsia="zh-CN"/>
         </w:rPr>
+        <w:t>架构师</w:t>
+      </w:r>
+      <w:proofErr w:type="gramEnd"/>
+      <w:r>
+        <w:rPr>
+          <w:rFonts w:hint="eastAsia"/>
+          <w:lang w:eastAsia="zh-CN"/>
+        </w:rPr>
+        <w:t>将开始设计系统的整体框架，包括数据库设计、</w:t>
+      </w:r>
+      <w:r>
+        <w:rPr>
+          <w:rFonts w:hint="eastAsia"/>
+          <w:lang w:eastAsia="zh-CN"/>
+        </w:rPr>
         <w:t>API</w:t>
       </w:r>
       <w:r>
@@ -559,7 +697,23 @@
           <w:rFonts w:hint="eastAsia"/>
           <w:lang w:eastAsia="zh-CN"/>
         </w:rPr>
-        <w:t>接口规范以及微服务拆分方案。</w:t>
+        <w:t>接口规范以及</w:t>
+      </w:r>
+      <w:proofErr w:type="gramStart"/>
+      <w:r>
+        <w:rPr>
+          <w:rFonts w:hint="eastAsia"/>
+          <w:lang w:eastAsia="zh-CN"/>
+        </w:rPr>
+        <w:t>微服务</w:t>
+      </w:r>
+      <w:proofErr w:type="gramEnd"/>
+      <w:r>
+        <w:rPr>
+          <w:rFonts w:hint="eastAsia"/>
+          <w:lang w:eastAsia="zh-CN"/>
+        </w:rPr>
+        <w:t>拆分方案。</w:t>
       </w:r>
     </w:p>
     <w:p>
@@ -588,12 +742,14 @@
           </w:rPr>
           <w:t>Achuan-2</w:t>
         </w:r>
+        <w:proofErr w:type="gramStart"/>
         <w:r>
           <w:rPr>
             <w:rStyle w:val="ae"/>
           </w:rPr>
           <w:t>的博客</w:t>
         </w:r>
+        <w:proofErr w:type="gramEnd"/>
       </w:hyperlink>
     </w:p>
     <w:bookmarkEnd w:id="21"/>
@@ -703,6 +859,7 @@
         </w:rPr>
         <w:t>(</w:t>
       </w:r>
+      <w:proofErr w:type="gramStart"/>
       <w:r>
         <w:rPr>
           <w:rFonts w:ascii="Consolas" w:eastAsiaTheme="minorEastAsia" w:hAnsi="Consolas"/>
@@ -731,7 +888,29 @@
           <w:shd w:val="clear" w:color="auto" w:fill="auto"/>
           <w:lang w:eastAsia="en-US"/>
         </w:rPr>
-        <w:t>x_min</w:t>
+        <w:t>x</w:t>
+      </w:r>
+      <w:proofErr w:type="gramEnd"/>
+      <w:r>
+        <w:rPr>
+          <w:rFonts w:ascii="Consolas" w:eastAsiaTheme="minorEastAsia" w:hAnsi="Consolas"/>
+          <w:color w:val="19177C"/>
+          <w:sz w:val="22"/>
+          <w:shd w:val="clear" w:color="auto" w:fill="auto"/>
+          <w:lang w:eastAsia="en-US"/>
+        </w:rPr>
+        <w:t>_</w:t>
+      </w:r>
+      <w:proofErr w:type="gramStart"/>
+      <w:r>
+        <w:rPr>
+          <w:rFonts w:ascii="Consolas" w:eastAsiaTheme="minorEastAsia" w:hAnsi="Consolas"/>
+          <w:color w:val="19177C"/>
+          <w:sz w:val="22"/>
+          <w:shd w:val="clear" w:color="auto" w:fill="auto"/>
+          <w:lang w:eastAsia="en-US"/>
+        </w:rPr>
+        <w:t>min</w:t>
       </w:r>
       <w:r>
         <w:rPr>
@@ -751,27 +930,9 @@
           <w:shd w:val="clear" w:color="auto" w:fill="auto"/>
           <w:lang w:eastAsia="en-US"/>
         </w:rPr>
-        <w:t>x_max</w:t>
-      </w:r>
-      <w:r>
-        <w:rPr>
-          <w:rFonts w:ascii="Consolas" w:eastAsiaTheme="minorEastAsia" w:hAnsi="Consolas"/>
-          <w:sz w:val="22"/>
-          <w:shd w:val="clear" w:color="auto" w:fill="auto"/>
-          <w:lang w:eastAsia="en-US"/>
-        </w:rPr>
-        <w:t>)</w:t>
-      </w:r>
-      <w:r>
-        <w:rPr>
-          <w:rFonts w:ascii="Consolas" w:eastAsiaTheme="minorEastAsia" w:hAnsi="Consolas"/>
-          <w:sz w:val="22"/>
-          <w:shd w:val="clear" w:color="auto" w:fill="auto"/>
-          <w:lang w:eastAsia="en-US"/>
-        </w:rPr>
-        <w:br/>
-        <w:t xml:space="preserve">    </w:t>
-      </w:r>
+        <w:t>x</w:t>
+      </w:r>
+      <w:proofErr w:type="gramEnd"/>
       <w:r>
         <w:rPr>
           <w:rFonts w:ascii="Consolas" w:eastAsiaTheme="minorEastAsia" w:hAnsi="Consolas"/>
@@ -780,6 +941,35 @@
           <w:shd w:val="clear" w:color="auto" w:fill="auto"/>
           <w:lang w:eastAsia="en-US"/>
         </w:rPr>
+        <w:t>_max</w:t>
+      </w:r>
+      <w:r>
+        <w:rPr>
+          <w:rFonts w:ascii="Consolas" w:eastAsiaTheme="minorEastAsia" w:hAnsi="Consolas"/>
+          <w:sz w:val="22"/>
+          <w:shd w:val="clear" w:color="auto" w:fill="auto"/>
+          <w:lang w:eastAsia="en-US"/>
+        </w:rPr>
+        <w:t>)</w:t>
+      </w:r>
+      <w:r>
+        <w:rPr>
+          <w:rFonts w:ascii="Consolas" w:eastAsiaTheme="minorEastAsia" w:hAnsi="Consolas"/>
+          <w:sz w:val="22"/>
+          <w:shd w:val="clear" w:color="auto" w:fill="auto"/>
+          <w:lang w:eastAsia="en-US"/>
+        </w:rPr>
+        <w:br/>
+        <w:t xml:space="preserve">    </w:t>
+      </w:r>
+      <w:r>
+        <w:rPr>
+          <w:rFonts w:ascii="Consolas" w:eastAsiaTheme="minorEastAsia" w:hAnsi="Consolas"/>
+          <w:color w:val="19177C"/>
+          <w:sz w:val="22"/>
+          <w:shd w:val="clear" w:color="auto" w:fill="auto"/>
+          <w:lang w:eastAsia="en-US"/>
+        </w:rPr>
         <w:t>y</w:t>
       </w:r>
       <w:r>
@@ -830,6 +1020,7 @@
         </w:rPr>
         <w:t>(</w:t>
       </w:r>
+      <w:proofErr w:type="gramStart"/>
       <w:r>
         <w:rPr>
           <w:rFonts w:ascii="Consolas" w:eastAsiaTheme="minorEastAsia" w:hAnsi="Consolas"/>
@@ -858,8 +1049,20 @@
           <w:shd w:val="clear" w:color="auto" w:fill="auto"/>
           <w:lang w:eastAsia="en-US"/>
         </w:rPr>
-        <w:t>x_min</w:t>
-      </w:r>
+        <w:t>x</w:t>
+      </w:r>
+      <w:proofErr w:type="gramEnd"/>
+      <w:r>
+        <w:rPr>
+          <w:rFonts w:ascii="Consolas" w:eastAsiaTheme="minorEastAsia" w:hAnsi="Consolas"/>
+          <w:color w:val="19177C"/>
+          <w:sz w:val="22"/>
+          <w:shd w:val="clear" w:color="auto" w:fill="auto"/>
+          <w:lang w:eastAsia="en-US"/>
+        </w:rPr>
+        <w:t>_min</w:t>
+      </w:r>
+      <w:proofErr w:type="gramStart"/>
       <w:r>
         <w:rPr>
           <w:rFonts w:ascii="Consolas" w:eastAsiaTheme="minorEastAsia" w:hAnsi="Consolas"/>
@@ -887,7 +1090,18 @@
           <w:shd w:val="clear" w:color="auto" w:fill="auto"/>
           <w:lang w:eastAsia="en-US"/>
         </w:rPr>
-        <w:t>x_max</w:t>
+        <w:t>x</w:t>
+      </w:r>
+      <w:proofErr w:type="gramEnd"/>
+      <w:r>
+        <w:rPr>
+          <w:rFonts w:ascii="Consolas" w:eastAsiaTheme="minorEastAsia" w:hAnsi="Consolas"/>
+          <w:color w:val="19177C"/>
+          <w:sz w:val="22"/>
+          <w:shd w:val="clear" w:color="auto" w:fill="auto"/>
+          <w:lang w:eastAsia="en-US"/>
+        </w:rPr>
+        <w:t>_max</w:t>
       </w:r>
       <w:r>
         <w:rPr>
@@ -936,11 +1150,19 @@
       <w:r>
         <w:t>行内代码：</w:t>
       </w:r>
+      <w:proofErr w:type="gramStart"/>
       <w:r>
         <w:rPr>
           <w:rStyle w:val="VerbatimChar"/>
         </w:rPr>
-        <w:t>disp("Hello Matlab")</w:t>
+        <w:t>disp(</w:t>
+      </w:r>
+      <w:proofErr w:type="gramEnd"/>
+      <w:r>
+        <w:rPr>
+          <w:rStyle w:val="VerbatimChar"/>
+        </w:rPr>
+        <w:t>"Hello Matlab")</w:t>
       </w:r>
       <w:r>
         <w:t>​</w:t>
@@ -1204,9 +1426,6 @@
     <w:p>
       <w:pPr>
         <w:pStyle w:val="a0"/>
-        <w:rPr>
-          <w:rFonts w:hint="eastAsia"/>
-        </w:rPr>
       </w:pPr>
     </w:p>
     <w:p>
@@ -1548,9 +1767,11 @@
             <w:r>
               <w:br/>
             </w:r>
+            <w:proofErr w:type="gramStart"/>
             <w:r>
               <w:t>段前</w:t>
             </w:r>
+            <w:proofErr w:type="gramEnd"/>
             <w:r>
               <w:t xml:space="preserve">24 </w:t>
             </w:r>
@@ -2327,7 +2548,21 @@
         <w:rPr>
           <w:lang w:eastAsia="zh-CN"/>
         </w:rPr>
-        <w:t>图片无法自动居中，另外注意图片添加题注要居中的话，必须先让图片居中，再添加题注。</w:t>
+        <w:t>图片无法自动居中，另外注意图片添加</w:t>
+      </w:r>
+      <w:proofErr w:type="gramStart"/>
+      <w:r>
+        <w:rPr>
+          <w:lang w:eastAsia="zh-CN"/>
+        </w:rPr>
+        <w:t>题注要居中</w:t>
+      </w:r>
+      <w:proofErr w:type="gramEnd"/>
+      <w:r>
+        <w:rPr>
+          <w:lang w:eastAsia="zh-CN"/>
+        </w:rPr>
+        <w:t>的话，必须先让图片居中，再添加题注。</w:t>
       </w:r>
     </w:p>
     <w:p>
@@ -2343,7 +2578,21 @@
         <w:rPr>
           <w:lang w:eastAsia="zh-CN"/>
         </w:rPr>
-        <w:t>模板可以做到表格整体居中，但是表格单元格自动居中需要思源笔记文档中的表格本身先设置居中，否则不居中。</w:t>
+        <w:t>模板可以做到表格整体居中，但是表格单元格自动居中需要思源笔记文档中的表格</w:t>
+      </w:r>
+      <w:proofErr w:type="gramStart"/>
+      <w:r>
+        <w:rPr>
+          <w:lang w:eastAsia="zh-CN"/>
+        </w:rPr>
+        <w:t>本身先</w:t>
+      </w:r>
+      <w:proofErr w:type="gramEnd"/>
+      <w:r>
+        <w:rPr>
+          <w:lang w:eastAsia="zh-CN"/>
+        </w:rPr>
+        <w:t>设置居中，否则不居中。</w:t>
       </w:r>
       <w:r>
         <w:t>这是因为</w:t>
@@ -2379,41 +2628,153 @@
       <w:r>
         <w:br/>
       </w:r>
+      <w:proofErr w:type="gramStart"/>
       <w:r>
         <w:rPr>
           <w:rStyle w:val="VerbatimChar"/>
         </w:rPr>
-        <w:t>| :--------: | :--------: |</w:t>
+        <w:t>| :</w:t>
+      </w:r>
+      <w:proofErr w:type="gramEnd"/>
+      <w:r>
+        <w:rPr>
+          <w:rStyle w:val="VerbatimChar"/>
+        </w:rPr>
+        <w:t xml:space="preserve">--------: </w:t>
+      </w:r>
+      <w:proofErr w:type="gramStart"/>
+      <w:r>
+        <w:rPr>
+          <w:rStyle w:val="VerbatimChar"/>
+        </w:rPr>
+        <w:t>| :</w:t>
+      </w:r>
+      <w:proofErr w:type="gramEnd"/>
+      <w:r>
+        <w:rPr>
+          <w:rStyle w:val="VerbatimChar"/>
+        </w:rPr>
+        <w:t>--------: |</w:t>
       </w:r>
       <w:r>
         <w:br/>
       </w:r>
+      <w:proofErr w:type="gramStart"/>
       <w:r>
         <w:rPr>
           <w:rStyle w:val="VerbatimChar"/>
         </w:rPr>
-        <w:t>|  cell 1  |  cell 2  |</w:t>
-      </w:r>
+        <w:t>|  cell</w:t>
+      </w:r>
+      <w:proofErr w:type="gramEnd"/>
+      <w:r>
+        <w:rPr>
+          <w:rStyle w:val="VerbatimChar"/>
+        </w:rPr>
+        <w:t xml:space="preserve"> </w:t>
+      </w:r>
+      <w:proofErr w:type="gramStart"/>
+      <w:r>
+        <w:rPr>
+          <w:rStyle w:val="VerbatimChar"/>
+        </w:rPr>
+        <w:t>1  |</w:t>
+      </w:r>
+      <w:proofErr w:type="gramEnd"/>
+      <w:r>
+        <w:rPr>
+          <w:rStyle w:val="VerbatimChar"/>
+        </w:rPr>
+        <w:t xml:space="preserve">  cell </w:t>
+      </w:r>
+      <w:proofErr w:type="gramStart"/>
+      <w:r>
+        <w:rPr>
+          <w:rStyle w:val="VerbatimChar"/>
+        </w:rPr>
+        <w:t>2  |</w:t>
+      </w:r>
+      <w:proofErr w:type="gramEnd"/>
       <w:r>
         <w:br/>
       </w:r>
+      <w:proofErr w:type="gramStart"/>
       <w:r>
         <w:rPr>
           <w:rStyle w:val="VerbatimChar"/>
         </w:rPr>
-        <w:t>|  cell 3  |  cell 4  |</w:t>
-      </w:r>
+        <w:t>|  cell</w:t>
+      </w:r>
+      <w:proofErr w:type="gramEnd"/>
+      <w:r>
+        <w:rPr>
+          <w:rStyle w:val="VerbatimChar"/>
+        </w:rPr>
+        <w:t xml:space="preserve"> </w:t>
+      </w:r>
+      <w:proofErr w:type="gramStart"/>
+      <w:r>
+        <w:rPr>
+          <w:rStyle w:val="VerbatimChar"/>
+        </w:rPr>
+        <w:t>3  |</w:t>
+      </w:r>
+      <w:proofErr w:type="gramEnd"/>
+      <w:r>
+        <w:rPr>
+          <w:rStyle w:val="VerbatimChar"/>
+        </w:rPr>
+        <w:t xml:space="preserve">  cell </w:t>
+      </w:r>
+      <w:proofErr w:type="gramStart"/>
+      <w:r>
+        <w:rPr>
+          <w:rStyle w:val="VerbatimChar"/>
+        </w:rPr>
+        <w:t>4  |</w:t>
+      </w:r>
+      <w:proofErr w:type="gramEnd"/>
       <w:r>
         <w:br/>
       </w:r>
+      <w:proofErr w:type="gramStart"/>
       <w:r>
         <w:rPr>
           <w:rStyle w:val="VerbatimChar"/>
         </w:rPr>
-        <w:t>|  cell 5  |  cell 6  |</w:t>
+        <w:t>|  cell</w:t>
+      </w:r>
+      <w:proofErr w:type="gramEnd"/>
+      <w:r>
+        <w:rPr>
+          <w:rStyle w:val="VerbatimChar"/>
+        </w:rPr>
+        <w:t xml:space="preserve"> </w:t>
+      </w:r>
+      <w:proofErr w:type="gramStart"/>
+      <w:r>
+        <w:rPr>
+          <w:rStyle w:val="VerbatimChar"/>
+        </w:rPr>
+        <w:t>5  |</w:t>
+      </w:r>
+      <w:proofErr w:type="gramEnd"/>
+      <w:r>
+        <w:rPr>
+          <w:rStyle w:val="VerbatimChar"/>
+        </w:rPr>
+        <w:t xml:space="preserve">  cell </w:t>
+      </w:r>
+      <w:proofErr w:type="gramStart"/>
+      <w:r>
+        <w:rPr>
+          <w:rStyle w:val="VerbatimChar"/>
+        </w:rPr>
+        <w:t>6  |</w:t>
       </w:r>
       <w:bookmarkEnd w:id="32"/>
       <w:bookmarkEnd w:id="34"/>
+      <w:proofErr w:type="gramEnd"/>
     </w:p>
     <w:sectPr>
       <w:footerReference w:type="default" r:id="rId14"/>
@@ -2461,7 +2822,6 @@
         <w:docPartUnique/>
       </w:docPartObj>
     </w:sdtPr>
-    <w:sdtEndPr/>
     <w:sdtContent>
       <w:p>
         <w:pPr>

--- a/template_标题编号-列表第二行顶格.docx
+++ b/template_标题编号-列表第二行顶格.docx
@@ -263,27 +263,7 @@
           <w:bCs/>
           <w:lang w:eastAsia="zh-CN"/>
         </w:rPr>
-        <w:t>市场调研</w:t>
-      </w:r>
-      <w:proofErr w:type="gramStart"/>
-      <w:r>
-        <w:rPr>
-          <w:rFonts w:hint="eastAsia"/>
-          <w:b/>
-          <w:bCs/>
-          <w:lang w:eastAsia="zh-CN"/>
-        </w:rPr>
-        <w:t>与竞品分析</w:t>
-      </w:r>
-      <w:proofErr w:type="gramEnd"/>
-      <w:r>
-        <w:rPr>
-          <w:rFonts w:hint="eastAsia"/>
-          <w:b/>
-          <w:bCs/>
-          <w:lang w:eastAsia="zh-CN"/>
-        </w:rPr>
-        <w:t>：</w:t>
+        <w:t>市场调研与竞品分析：</w:t>
       </w:r>
       <w:r>
         <w:rPr>
@@ -345,37 +325,12 @@
         </w:rPr>
         <w:t>技术可行性评估：</w:t>
       </w:r>
-      <w:proofErr w:type="gramStart"/>
       <w:r>
         <w:rPr>
           <w:rFonts w:hint="eastAsia"/>
           <w:lang w:eastAsia="zh-CN"/>
         </w:rPr>
-        <w:t>架构师</w:t>
-      </w:r>
-      <w:proofErr w:type="gramEnd"/>
-      <w:r>
-        <w:rPr>
-          <w:rFonts w:hint="eastAsia"/>
-          <w:lang w:eastAsia="zh-CN"/>
-        </w:rPr>
-        <w:t>和资深开发工程师将针对需求文档中的核心技术难点进行预研，评估现有技术</w:t>
-      </w:r>
-      <w:proofErr w:type="gramStart"/>
-      <w:r>
-        <w:rPr>
-          <w:rFonts w:hint="eastAsia"/>
-          <w:lang w:eastAsia="zh-CN"/>
-        </w:rPr>
-        <w:t>栈</w:t>
-      </w:r>
-      <w:proofErr w:type="gramEnd"/>
-      <w:r>
-        <w:rPr>
-          <w:rFonts w:hint="eastAsia"/>
-          <w:lang w:eastAsia="zh-CN"/>
-        </w:rPr>
-        <w:t>是否能够满足性能要求。</w:t>
+        <w:t>架构师和资深开发工程师将针对需求文档中的核心技术难点进行预研，评估现有技术栈是否能够满足性能要求。</w:t>
       </w:r>
     </w:p>
     <w:p>
@@ -406,59 +361,27 @@
           <w:rFonts w:hint="eastAsia"/>
           <w:lang w:eastAsia="zh-CN"/>
         </w:rPr>
-        <w:t>在需求明确后，</w:t>
-      </w:r>
-      <w:proofErr w:type="gramStart"/>
+        <w:t>在需求明确后，架构师将开始设计系统的整体框架，包括数据库设计、</w:t>
+      </w:r>
       <w:r>
         <w:rPr>
           <w:rFonts w:hint="eastAsia"/>
           <w:lang w:eastAsia="zh-CN"/>
         </w:rPr>
-        <w:t>架构师</w:t>
-      </w:r>
-      <w:proofErr w:type="gramEnd"/>
+        <w:t>API</w:t>
+      </w:r>
+      <w:r>
+        <w:rPr>
+          <w:lang w:eastAsia="zh-CN"/>
+        </w:rPr>
+        <w:t xml:space="preserve"> </w:t>
+      </w:r>
       <w:r>
         <w:rPr>
           <w:rFonts w:hint="eastAsia"/>
           <w:lang w:eastAsia="zh-CN"/>
         </w:rPr>
-        <w:t>将开始设计系统的整体框架，包括数据库设计、</w:t>
-      </w:r>
-      <w:r>
-        <w:rPr>
-          <w:rFonts w:hint="eastAsia"/>
-          <w:lang w:eastAsia="zh-CN"/>
-        </w:rPr>
-        <w:t>API</w:t>
-      </w:r>
-      <w:r>
-        <w:rPr>
-          <w:lang w:eastAsia="zh-CN"/>
-        </w:rPr>
-        <w:t xml:space="preserve"> </w:t>
-      </w:r>
-      <w:r>
-        <w:rPr>
-          <w:rFonts w:hint="eastAsia"/>
-          <w:lang w:eastAsia="zh-CN"/>
-        </w:rPr>
-        <w:t>接口规范以及</w:t>
-      </w:r>
-      <w:proofErr w:type="gramStart"/>
-      <w:r>
-        <w:rPr>
-          <w:rFonts w:hint="eastAsia"/>
-          <w:lang w:eastAsia="zh-CN"/>
-        </w:rPr>
-        <w:t>微服务</w:t>
-      </w:r>
-      <w:proofErr w:type="gramEnd"/>
-      <w:r>
-        <w:rPr>
-          <w:rFonts w:hint="eastAsia"/>
-          <w:lang w:eastAsia="zh-CN"/>
-        </w:rPr>
-        <w:t>拆分方案。</w:t>
+        <w:t>接口规范以及微服务拆分方案。</w:t>
       </w:r>
       <w:bookmarkEnd w:id="14"/>
     </w:p>
@@ -521,27 +444,7 @@
           <w:bCs/>
           <w:lang w:eastAsia="zh-CN"/>
         </w:rPr>
-        <w:t>市场调研</w:t>
-      </w:r>
-      <w:proofErr w:type="gramStart"/>
-      <w:r>
-        <w:rPr>
-          <w:rFonts w:hint="eastAsia"/>
-          <w:b/>
-          <w:bCs/>
-          <w:lang w:eastAsia="zh-CN"/>
-        </w:rPr>
-        <w:t>与竞品分析</w:t>
-      </w:r>
-      <w:proofErr w:type="gramEnd"/>
-      <w:r>
-        <w:rPr>
-          <w:rFonts w:hint="eastAsia"/>
-          <w:b/>
-          <w:bCs/>
-          <w:lang w:eastAsia="zh-CN"/>
-        </w:rPr>
-        <w:t>：</w:t>
+        <w:t>市场调研与竞品分析：</w:t>
       </w:r>
       <w:r>
         <w:rPr>
@@ -601,37 +504,12 @@
         </w:rPr>
         <w:t>技术可行性评估：</w:t>
       </w:r>
-      <w:proofErr w:type="gramStart"/>
       <w:r>
         <w:rPr>
           <w:rFonts w:hint="eastAsia"/>
           <w:lang w:eastAsia="zh-CN"/>
         </w:rPr>
-        <w:t>架构师</w:t>
-      </w:r>
-      <w:proofErr w:type="gramEnd"/>
-      <w:r>
-        <w:rPr>
-          <w:rFonts w:hint="eastAsia"/>
-          <w:lang w:eastAsia="zh-CN"/>
-        </w:rPr>
-        <w:t>和资深开发工程师将针对需求文档中的核心技术难点进行预研，评估现有技术</w:t>
-      </w:r>
-      <w:proofErr w:type="gramStart"/>
-      <w:r>
-        <w:rPr>
-          <w:rFonts w:hint="eastAsia"/>
-          <w:lang w:eastAsia="zh-CN"/>
-        </w:rPr>
-        <w:t>栈</w:t>
-      </w:r>
-      <w:proofErr w:type="gramEnd"/>
-      <w:r>
-        <w:rPr>
-          <w:rFonts w:hint="eastAsia"/>
-          <w:lang w:eastAsia="zh-CN"/>
-        </w:rPr>
-        <w:t>是否能够满足性能要求。</w:t>
+        <w:t>架构师和资深开发工程师将针对需求文档中的核心技术难点进行预研，评估现有技术栈是否能够满足性能要求。</w:t>
       </w:r>
     </w:p>
     <w:p>
@@ -661,59 +539,27 @@
           <w:rFonts w:hint="eastAsia"/>
           <w:lang w:eastAsia="zh-CN"/>
         </w:rPr>
-        <w:t>在需求明确后，</w:t>
-      </w:r>
-      <w:proofErr w:type="gramStart"/>
+        <w:t>在需求明确后，架构师将开始设计系统的整体框架，包括数据库设计、</w:t>
+      </w:r>
       <w:r>
         <w:rPr>
           <w:rFonts w:hint="eastAsia"/>
           <w:lang w:eastAsia="zh-CN"/>
         </w:rPr>
-        <w:t>架构师</w:t>
-      </w:r>
-      <w:proofErr w:type="gramEnd"/>
+        <w:t>API</w:t>
+      </w:r>
+      <w:r>
+        <w:rPr>
+          <w:lang w:eastAsia="zh-CN"/>
+        </w:rPr>
+        <w:t xml:space="preserve"> </w:t>
+      </w:r>
       <w:r>
         <w:rPr>
           <w:rFonts w:hint="eastAsia"/>
           <w:lang w:eastAsia="zh-CN"/>
         </w:rPr>
-        <w:t>将开始设计系统的整体框架，包括数据库设计、</w:t>
-      </w:r>
-      <w:r>
-        <w:rPr>
-          <w:rFonts w:hint="eastAsia"/>
-          <w:lang w:eastAsia="zh-CN"/>
-        </w:rPr>
-        <w:t>API</w:t>
-      </w:r>
-      <w:r>
-        <w:rPr>
-          <w:lang w:eastAsia="zh-CN"/>
-        </w:rPr>
-        <w:t xml:space="preserve"> </w:t>
-      </w:r>
-      <w:r>
-        <w:rPr>
-          <w:rFonts w:hint="eastAsia"/>
-          <w:lang w:eastAsia="zh-CN"/>
-        </w:rPr>
-        <w:t>接口规范以及</w:t>
-      </w:r>
-      <w:proofErr w:type="gramStart"/>
-      <w:r>
-        <w:rPr>
-          <w:rFonts w:hint="eastAsia"/>
-          <w:lang w:eastAsia="zh-CN"/>
-        </w:rPr>
-        <w:t>微服务</w:t>
-      </w:r>
-      <w:proofErr w:type="gramEnd"/>
-      <w:r>
-        <w:rPr>
-          <w:rFonts w:hint="eastAsia"/>
-          <w:lang w:eastAsia="zh-CN"/>
-        </w:rPr>
-        <w:t>拆分方案。</w:t>
+        <w:t>接口规范以及微服务拆分方案。</w:t>
       </w:r>
     </w:p>
     <w:p>
@@ -742,14 +588,12 @@
           </w:rPr>
           <w:t>Achuan-2</w:t>
         </w:r>
-        <w:proofErr w:type="gramStart"/>
         <w:r>
           <w:rPr>
             <w:rStyle w:val="ae"/>
           </w:rPr>
           <w:t>的博客</w:t>
         </w:r>
-        <w:proofErr w:type="gramEnd"/>
       </w:hyperlink>
     </w:p>
     <w:bookmarkEnd w:id="21"/>
@@ -859,7 +703,6 @@
         </w:rPr>
         <w:t>(</w:t>
       </w:r>
-      <w:proofErr w:type="gramStart"/>
       <w:r>
         <w:rPr>
           <w:rFonts w:ascii="Consolas" w:eastAsiaTheme="minorEastAsia" w:hAnsi="Consolas"/>
@@ -888,9 +731,18 @@
           <w:shd w:val="clear" w:color="auto" w:fill="auto"/>
           <w:lang w:eastAsia="en-US"/>
         </w:rPr>
-        <w:t>x</w:t>
-      </w:r>
-      <w:proofErr w:type="gramEnd"/>
+        <w:t>x_min</w:t>
+      </w:r>
+      <w:r>
+        <w:rPr>
+          <w:rFonts w:ascii="Consolas" w:eastAsiaTheme="minorEastAsia" w:hAnsi="Consolas"/>
+          <w:color w:val="666666"/>
+          <w:sz w:val="22"/>
+          <w:shd w:val="clear" w:color="auto" w:fill="auto"/>
+          <w:lang w:eastAsia="en-US"/>
+        </w:rPr>
+        <w:t>,</w:t>
+      </w:r>
       <w:r>
         <w:rPr>
           <w:rFonts w:ascii="Consolas" w:eastAsiaTheme="minorEastAsia" w:hAnsi="Consolas"/>
@@ -899,9 +751,27 @@
           <w:shd w:val="clear" w:color="auto" w:fill="auto"/>
           <w:lang w:eastAsia="en-US"/>
         </w:rPr>
-        <w:t>_</w:t>
-      </w:r>
-      <w:proofErr w:type="gramStart"/>
+        <w:t>x_max</w:t>
+      </w:r>
+      <w:r>
+        <w:rPr>
+          <w:rFonts w:ascii="Consolas" w:eastAsiaTheme="minorEastAsia" w:hAnsi="Consolas"/>
+          <w:sz w:val="22"/>
+          <w:shd w:val="clear" w:color="auto" w:fill="auto"/>
+          <w:lang w:eastAsia="en-US"/>
+        </w:rPr>
+        <w:t>)</w:t>
+      </w:r>
+      <w:r>
+        <w:rPr>
+          <w:rFonts w:ascii="Consolas" w:eastAsiaTheme="minorEastAsia" w:hAnsi="Consolas"/>
+          <w:sz w:val="22"/>
+          <w:shd w:val="clear" w:color="auto" w:fill="auto"/>
+          <w:lang w:eastAsia="en-US"/>
+        </w:rPr>
+        <w:br/>
+        <w:t xml:space="preserve">    </w:t>
+      </w:r>
       <w:r>
         <w:rPr>
           <w:rFonts w:ascii="Consolas" w:eastAsiaTheme="minorEastAsia" w:hAnsi="Consolas"/>
@@ -910,7 +780,7 @@
           <w:shd w:val="clear" w:color="auto" w:fill="auto"/>
           <w:lang w:eastAsia="en-US"/>
         </w:rPr>
-        <w:t>min</w:t>
+        <w:t>y</w:t>
       </w:r>
       <w:r>
         <w:rPr>
@@ -920,7 +790,7 @@
           <w:shd w:val="clear" w:color="auto" w:fill="auto"/>
           <w:lang w:eastAsia="en-US"/>
         </w:rPr>
-        <w:t>,</w:t>
+        <w:t>=</w:t>
       </w:r>
       <w:r>
         <w:rPr>
@@ -930,9 +800,17 @@
           <w:shd w:val="clear" w:color="auto" w:fill="auto"/>
           <w:lang w:eastAsia="en-US"/>
         </w:rPr>
-        <w:t>x</w:t>
-      </w:r>
-      <w:proofErr w:type="gramEnd"/>
+        <w:t>min</w:t>
+      </w:r>
+      <w:r>
+        <w:rPr>
+          <w:rFonts w:ascii="Consolas" w:eastAsiaTheme="minorEastAsia" w:hAnsi="Consolas"/>
+          <w:sz w:val="22"/>
+          <w:shd w:val="clear" w:color="auto" w:fill="auto"/>
+          <w:lang w:eastAsia="en-US"/>
+        </w:rPr>
+        <w:t>(</w:t>
+      </w:r>
       <w:r>
         <w:rPr>
           <w:rFonts w:ascii="Consolas" w:eastAsiaTheme="minorEastAsia" w:hAnsi="Consolas"/>
@@ -941,7 +819,7 @@
           <w:shd w:val="clear" w:color="auto" w:fill="auto"/>
           <w:lang w:eastAsia="en-US"/>
         </w:rPr>
-        <w:t>_max</w:t>
+        <w:t>max</w:t>
       </w:r>
       <w:r>
         <w:rPr>
@@ -950,17 +828,7 @@
           <w:shd w:val="clear" w:color="auto" w:fill="auto"/>
           <w:lang w:eastAsia="en-US"/>
         </w:rPr>
-        <w:t>)</w:t>
-      </w:r>
-      <w:r>
-        <w:rPr>
-          <w:rFonts w:ascii="Consolas" w:eastAsiaTheme="minorEastAsia" w:hAnsi="Consolas"/>
-          <w:sz w:val="22"/>
-          <w:shd w:val="clear" w:color="auto" w:fill="auto"/>
-          <w:lang w:eastAsia="en-US"/>
-        </w:rPr>
-        <w:br/>
-        <w:t xml:space="preserve">    </w:t>
+        <w:t>(</w:t>
       </w:r>
       <w:r>
         <w:rPr>
@@ -970,7 +838,7 @@
           <w:shd w:val="clear" w:color="auto" w:fill="auto"/>
           <w:lang w:eastAsia="en-US"/>
         </w:rPr>
-        <w:t>y</w:t>
+        <w:t>x</w:t>
       </w:r>
       <w:r>
         <w:rPr>
@@ -980,7 +848,7 @@
           <w:shd w:val="clear" w:color="auto" w:fill="auto"/>
           <w:lang w:eastAsia="en-US"/>
         </w:rPr>
-        <w:t>=</w:t>
+        <w:t>,</w:t>
       </w:r>
       <w:r>
         <w:rPr>
@@ -990,7 +858,7 @@
           <w:shd w:val="clear" w:color="auto" w:fill="auto"/>
           <w:lang w:eastAsia="en-US"/>
         </w:rPr>
-        <w:t>min</w:t>
+        <w:t>x_min</w:t>
       </w:r>
       <w:r>
         <w:rPr>
@@ -999,7 +867,17 @@
           <w:shd w:val="clear" w:color="auto" w:fill="auto"/>
           <w:lang w:eastAsia="en-US"/>
         </w:rPr>
-        <w:t>(</w:t>
+        <w:t>)</w:t>
+      </w:r>
+      <w:r>
+        <w:rPr>
+          <w:rFonts w:ascii="Consolas" w:eastAsiaTheme="minorEastAsia" w:hAnsi="Consolas"/>
+          <w:color w:val="666666"/>
+          <w:sz w:val="22"/>
+          <w:shd w:val="clear" w:color="auto" w:fill="auto"/>
+          <w:lang w:eastAsia="en-US"/>
+        </w:rPr>
+        <w:t>,</w:t>
       </w:r>
       <w:r>
         <w:rPr>
@@ -1009,99 +887,7 @@
           <w:shd w:val="clear" w:color="auto" w:fill="auto"/>
           <w:lang w:eastAsia="en-US"/>
         </w:rPr>
-        <w:t>max</w:t>
-      </w:r>
-      <w:r>
-        <w:rPr>
-          <w:rFonts w:ascii="Consolas" w:eastAsiaTheme="minorEastAsia" w:hAnsi="Consolas"/>
-          <w:sz w:val="22"/>
-          <w:shd w:val="clear" w:color="auto" w:fill="auto"/>
-          <w:lang w:eastAsia="en-US"/>
-        </w:rPr>
-        <w:t>(</w:t>
-      </w:r>
-      <w:proofErr w:type="gramStart"/>
-      <w:r>
-        <w:rPr>
-          <w:rFonts w:ascii="Consolas" w:eastAsiaTheme="minorEastAsia" w:hAnsi="Consolas"/>
-          <w:color w:val="19177C"/>
-          <w:sz w:val="22"/>
-          <w:shd w:val="clear" w:color="auto" w:fill="auto"/>
-          <w:lang w:eastAsia="en-US"/>
-        </w:rPr>
-        <w:t>x</w:t>
-      </w:r>
-      <w:r>
-        <w:rPr>
-          <w:rFonts w:ascii="Consolas" w:eastAsiaTheme="minorEastAsia" w:hAnsi="Consolas"/>
-          <w:color w:val="666666"/>
-          <w:sz w:val="22"/>
-          <w:shd w:val="clear" w:color="auto" w:fill="auto"/>
-          <w:lang w:eastAsia="en-US"/>
-        </w:rPr>
-        <w:t>,</w:t>
-      </w:r>
-      <w:r>
-        <w:rPr>
-          <w:rFonts w:ascii="Consolas" w:eastAsiaTheme="minorEastAsia" w:hAnsi="Consolas"/>
-          <w:color w:val="19177C"/>
-          <w:sz w:val="22"/>
-          <w:shd w:val="clear" w:color="auto" w:fill="auto"/>
-          <w:lang w:eastAsia="en-US"/>
-        </w:rPr>
-        <w:t>x</w:t>
-      </w:r>
-      <w:proofErr w:type="gramEnd"/>
-      <w:r>
-        <w:rPr>
-          <w:rFonts w:ascii="Consolas" w:eastAsiaTheme="minorEastAsia" w:hAnsi="Consolas"/>
-          <w:color w:val="19177C"/>
-          <w:sz w:val="22"/>
-          <w:shd w:val="clear" w:color="auto" w:fill="auto"/>
-          <w:lang w:eastAsia="en-US"/>
-        </w:rPr>
-        <w:t>_min</w:t>
-      </w:r>
-      <w:proofErr w:type="gramStart"/>
-      <w:r>
-        <w:rPr>
-          <w:rFonts w:ascii="Consolas" w:eastAsiaTheme="minorEastAsia" w:hAnsi="Consolas"/>
-          <w:sz w:val="22"/>
-          <w:shd w:val="clear" w:color="auto" w:fill="auto"/>
-          <w:lang w:eastAsia="en-US"/>
-        </w:rPr>
-        <w:t>)</w:t>
-      </w:r>
-      <w:r>
-        <w:rPr>
-          <w:rFonts w:ascii="Consolas" w:eastAsiaTheme="minorEastAsia" w:hAnsi="Consolas"/>
-          <w:color w:val="666666"/>
-          <w:sz w:val="22"/>
-          <w:shd w:val="clear" w:color="auto" w:fill="auto"/>
-          <w:lang w:eastAsia="en-US"/>
-        </w:rPr>
-        <w:t>,</w:t>
-      </w:r>
-      <w:r>
-        <w:rPr>
-          <w:rFonts w:ascii="Consolas" w:eastAsiaTheme="minorEastAsia" w:hAnsi="Consolas"/>
-          <w:color w:val="19177C"/>
-          <w:sz w:val="22"/>
-          <w:shd w:val="clear" w:color="auto" w:fill="auto"/>
-          <w:lang w:eastAsia="en-US"/>
-        </w:rPr>
-        <w:t>x</w:t>
-      </w:r>
-      <w:proofErr w:type="gramEnd"/>
-      <w:r>
-        <w:rPr>
-          <w:rFonts w:ascii="Consolas" w:eastAsiaTheme="minorEastAsia" w:hAnsi="Consolas"/>
-          <w:color w:val="19177C"/>
-          <w:sz w:val="22"/>
-          <w:shd w:val="clear" w:color="auto" w:fill="auto"/>
-          <w:lang w:eastAsia="en-US"/>
-        </w:rPr>
-        <w:t>_max</w:t>
+        <w:t>x_max</w:t>
       </w:r>
       <w:r>
         <w:rPr>
@@ -1150,22 +936,11 @@
       <w:r>
         <w:t>行内代码：</w:t>
       </w:r>
-      <w:proofErr w:type="gramStart"/>
-      <w:r>
-        <w:rPr>
-          <w:rStyle w:val="VerbatimChar"/>
-        </w:rPr>
-        <w:t>disp(</w:t>
-      </w:r>
-      <w:proofErr w:type="gramEnd"/>
-      <w:r>
-        <w:rPr>
-          <w:rStyle w:val="VerbatimChar"/>
-        </w:rPr>
-        <w:t>"Hello Matlab")</w:t>
-      </w:r>
-      <w:r>
-        <w:t>​</w:t>
+      <w:r>
+        <w:rPr>
+          <w:rStyle w:val="InlineCode"/>
+        </w:rPr>
+        <w:t>disp("Hello Matlab")</w:t>
       </w:r>
     </w:p>
     <w:p>
@@ -1767,11 +1542,9 @@
             <w:r>
               <w:br/>
             </w:r>
-            <w:proofErr w:type="gramStart"/>
             <w:r>
               <w:t>段前</w:t>
             </w:r>
-            <w:proofErr w:type="gramEnd"/>
             <w:r>
               <w:t xml:space="preserve">24 </w:t>
             </w:r>
@@ -2548,21 +2321,7 @@
         <w:rPr>
           <w:lang w:eastAsia="zh-CN"/>
         </w:rPr>
-        <w:t>图片无法自动居中，另外注意图片添加</w:t>
-      </w:r>
-      <w:proofErr w:type="gramStart"/>
-      <w:r>
-        <w:rPr>
-          <w:lang w:eastAsia="zh-CN"/>
-        </w:rPr>
-        <w:t>题注要居中</w:t>
-      </w:r>
-      <w:proofErr w:type="gramEnd"/>
-      <w:r>
-        <w:rPr>
-          <w:lang w:eastAsia="zh-CN"/>
-        </w:rPr>
-        <w:t>的话，必须先让图片居中，再添加题注。</w:t>
+        <w:t>图片无法自动居中，另外注意图片添加题注要居中的话，必须先让图片居中，再添加题注。</w:t>
       </w:r>
     </w:p>
     <w:p>
@@ -2578,21 +2337,7 @@
         <w:rPr>
           <w:lang w:eastAsia="zh-CN"/>
         </w:rPr>
-        <w:t>模板可以做到表格整体居中，但是表格单元格自动居中需要思源笔记文档中的表格</w:t>
-      </w:r>
-      <w:proofErr w:type="gramStart"/>
-      <w:r>
-        <w:rPr>
-          <w:lang w:eastAsia="zh-CN"/>
-        </w:rPr>
-        <w:t>本身先</w:t>
-      </w:r>
-      <w:proofErr w:type="gramEnd"/>
-      <w:r>
-        <w:rPr>
-          <w:lang w:eastAsia="zh-CN"/>
-        </w:rPr>
-        <w:t>设置居中，否则不居中。</w:t>
+        <w:t>模板可以做到表格整体居中，但是表格单元格自动居中需要思源笔记文档中的表格本身先设置居中，否则不居中。</w:t>
       </w:r>
       <w:r>
         <w:t>这是因为</w:t>
@@ -2628,153 +2373,41 @@
       <w:r>
         <w:br/>
       </w:r>
-      <w:proofErr w:type="gramStart"/>
       <w:r>
         <w:rPr>
           <w:rStyle w:val="VerbatimChar"/>
         </w:rPr>
-        <w:t>| :</w:t>
-      </w:r>
-      <w:proofErr w:type="gramEnd"/>
+        <w:t>| :--------: | :--------: |</w:t>
+      </w:r>
+      <w:r>
+        <w:br/>
+      </w:r>
       <w:r>
         <w:rPr>
           <w:rStyle w:val="VerbatimChar"/>
         </w:rPr>
-        <w:t xml:space="preserve">--------: </w:t>
-      </w:r>
-      <w:proofErr w:type="gramStart"/>
+        <w:t>|  cell 1  |  cell 2  |</w:t>
+      </w:r>
+      <w:r>
+        <w:br/>
+      </w:r>
       <w:r>
         <w:rPr>
           <w:rStyle w:val="VerbatimChar"/>
         </w:rPr>
-        <w:t>| :</w:t>
-      </w:r>
-      <w:proofErr w:type="gramEnd"/>
+        <w:t>|  cell 3  |  cell 4  |</w:t>
+      </w:r>
+      <w:r>
+        <w:br/>
+      </w:r>
       <w:r>
         <w:rPr>
           <w:rStyle w:val="VerbatimChar"/>
         </w:rPr>
-        <w:t>--------: |</w:t>
-      </w:r>
-      <w:r>
-        <w:br/>
-      </w:r>
-      <w:proofErr w:type="gramStart"/>
-      <w:r>
-        <w:rPr>
-          <w:rStyle w:val="VerbatimChar"/>
-        </w:rPr>
-        <w:t>|  cell</w:t>
-      </w:r>
-      <w:proofErr w:type="gramEnd"/>
-      <w:r>
-        <w:rPr>
-          <w:rStyle w:val="VerbatimChar"/>
-        </w:rPr>
-        <w:t xml:space="preserve"> </w:t>
-      </w:r>
-      <w:proofErr w:type="gramStart"/>
-      <w:r>
-        <w:rPr>
-          <w:rStyle w:val="VerbatimChar"/>
-        </w:rPr>
-        <w:t>1  |</w:t>
-      </w:r>
-      <w:proofErr w:type="gramEnd"/>
-      <w:r>
-        <w:rPr>
-          <w:rStyle w:val="VerbatimChar"/>
-        </w:rPr>
-        <w:t xml:space="preserve">  cell </w:t>
-      </w:r>
-      <w:proofErr w:type="gramStart"/>
-      <w:r>
-        <w:rPr>
-          <w:rStyle w:val="VerbatimChar"/>
-        </w:rPr>
-        <w:t>2  |</w:t>
-      </w:r>
-      <w:proofErr w:type="gramEnd"/>
-      <w:r>
-        <w:br/>
-      </w:r>
-      <w:proofErr w:type="gramStart"/>
-      <w:r>
-        <w:rPr>
-          <w:rStyle w:val="VerbatimChar"/>
-        </w:rPr>
-        <w:t>|  cell</w:t>
-      </w:r>
-      <w:proofErr w:type="gramEnd"/>
-      <w:r>
-        <w:rPr>
-          <w:rStyle w:val="VerbatimChar"/>
-        </w:rPr>
-        <w:t xml:space="preserve"> </w:t>
-      </w:r>
-      <w:proofErr w:type="gramStart"/>
-      <w:r>
-        <w:rPr>
-          <w:rStyle w:val="VerbatimChar"/>
-        </w:rPr>
-        <w:t>3  |</w:t>
-      </w:r>
-      <w:proofErr w:type="gramEnd"/>
-      <w:r>
-        <w:rPr>
-          <w:rStyle w:val="VerbatimChar"/>
-        </w:rPr>
-        <w:t xml:space="preserve">  cell </w:t>
-      </w:r>
-      <w:proofErr w:type="gramStart"/>
-      <w:r>
-        <w:rPr>
-          <w:rStyle w:val="VerbatimChar"/>
-        </w:rPr>
-        <w:t>4  |</w:t>
-      </w:r>
-      <w:proofErr w:type="gramEnd"/>
-      <w:r>
-        <w:br/>
-      </w:r>
-      <w:proofErr w:type="gramStart"/>
-      <w:r>
-        <w:rPr>
-          <w:rStyle w:val="VerbatimChar"/>
-        </w:rPr>
-        <w:t>|  cell</w:t>
-      </w:r>
-      <w:proofErr w:type="gramEnd"/>
-      <w:r>
-        <w:rPr>
-          <w:rStyle w:val="VerbatimChar"/>
-        </w:rPr>
-        <w:t xml:space="preserve"> </w:t>
-      </w:r>
-      <w:proofErr w:type="gramStart"/>
-      <w:r>
-        <w:rPr>
-          <w:rStyle w:val="VerbatimChar"/>
-        </w:rPr>
-        <w:t>5  |</w:t>
-      </w:r>
-      <w:proofErr w:type="gramEnd"/>
-      <w:r>
-        <w:rPr>
-          <w:rStyle w:val="VerbatimChar"/>
-        </w:rPr>
-        <w:t xml:space="preserve">  cell </w:t>
-      </w:r>
-      <w:proofErr w:type="gramStart"/>
-      <w:r>
-        <w:rPr>
-          <w:rStyle w:val="VerbatimChar"/>
-        </w:rPr>
-        <w:t>6  |</w:t>
+        <w:t>|  cell 5  |  cell 6  |</w:t>
       </w:r>
       <w:bookmarkEnd w:id="32"/>
       <w:bookmarkEnd w:id="34"/>
-      <w:proofErr w:type="gramEnd"/>
     </w:p>
     <w:sectPr>
       <w:footerReference w:type="default" r:id="rId14"/>
@@ -4788,6 +4421,21 @@
     <w:rsid w:val="0022655C"/>
     <w:rPr>
       <w:color w:val="666666"/>
+    </w:rPr>
+  </w:style>
+  <w:style w:type="character" w:customStyle="1" w:styleId="InlineCode">
+    <w:name w:val="Inline Code"/>
+    <w:basedOn w:val="a1"/>
+    <w:uiPriority w:val="1"/>
+    <w:qFormat/>
+    <w:rsid w:val="000475B8"/>
+    <w:rPr>
+      <w:rFonts w:ascii="Fira Code" w:eastAsia="宋体" w:hAnsi="Fira Code" w:cs="Times New Roman (正文 CS 字体)"/>
+      <w:color w:val="404040" w:themeColor="text1" w:themeTint="BF"/>
+      <w:sz w:val="21"/>
+      <w:bdr w:val="none" w:sz="0" w:space="0" w:color="auto"/>
+      <w:shd w:val="clear" w:color="F3F4F4" w:fill="F2F2F2" w:themeFill="background1" w:themeFillShade="F2"/>
+      <w:lang w:eastAsia="zh-CN"/>
     </w:rPr>
   </w:style>
 </w:styles>

--- a/template_标题编号-列表第二行顶格.docx
+++ b/template_标题编号-列表第二行顶格.docx
@@ -263,7 +263,27 @@
           <w:bCs/>
           <w:lang w:eastAsia="zh-CN"/>
         </w:rPr>
-        <w:t>市场调研与竞品分析：</w:t>
+        <w:t>市场调研</w:t>
+      </w:r>
+      <w:proofErr w:type="gramStart"/>
+      <w:r>
+        <w:rPr>
+          <w:rFonts w:hint="eastAsia"/>
+          <w:b/>
+          <w:bCs/>
+          <w:lang w:eastAsia="zh-CN"/>
+        </w:rPr>
+        <w:t>与竞品分析</w:t>
+      </w:r>
+      <w:proofErr w:type="gramEnd"/>
+      <w:r>
+        <w:rPr>
+          <w:rFonts w:hint="eastAsia"/>
+          <w:b/>
+          <w:bCs/>
+          <w:lang w:eastAsia="zh-CN"/>
+        </w:rPr>
+        <w:t>：</w:t>
       </w:r>
       <w:r>
         <w:rPr>
@@ -325,12 +345,37 @@
         </w:rPr>
         <w:t>技术可行性评估：</w:t>
       </w:r>
+      <w:proofErr w:type="gramStart"/>
       <w:r>
         <w:rPr>
           <w:rFonts w:hint="eastAsia"/>
           <w:lang w:eastAsia="zh-CN"/>
         </w:rPr>
-        <w:t>架构师和资深开发工程师将针对需求文档中的核心技术难点进行预研，评估现有技术栈是否能够满足性能要求。</w:t>
+        <w:t>架构师</w:t>
+      </w:r>
+      <w:proofErr w:type="gramEnd"/>
+      <w:r>
+        <w:rPr>
+          <w:rFonts w:hint="eastAsia"/>
+          <w:lang w:eastAsia="zh-CN"/>
+        </w:rPr>
+        <w:t>和资深开发工程师将针对需求文档中的核心技术难点进行预研，评估现有技术</w:t>
+      </w:r>
+      <w:proofErr w:type="gramStart"/>
+      <w:r>
+        <w:rPr>
+          <w:rFonts w:hint="eastAsia"/>
+          <w:lang w:eastAsia="zh-CN"/>
+        </w:rPr>
+        <w:t>栈</w:t>
+      </w:r>
+      <w:proofErr w:type="gramEnd"/>
+      <w:r>
+        <w:rPr>
+          <w:rFonts w:hint="eastAsia"/>
+          <w:lang w:eastAsia="zh-CN"/>
+        </w:rPr>
+        <w:t>是否能够满足性能要求。</w:t>
       </w:r>
     </w:p>
     <w:p>
@@ -361,13 +406,29 @@
           <w:rFonts w:hint="eastAsia"/>
           <w:lang w:eastAsia="zh-CN"/>
         </w:rPr>
-        <w:t>在需求明确后，架构师将开始设计系统的整体框架，包括数据库设计、</w:t>
-      </w:r>
+        <w:t>在需求明确后，</w:t>
+      </w:r>
+      <w:proofErr w:type="gramStart"/>
       <w:r>
         <w:rPr>
           <w:rFonts w:hint="eastAsia"/>
           <w:lang w:eastAsia="zh-CN"/>
         </w:rPr>
+        <w:t>架构师</w:t>
+      </w:r>
+      <w:proofErr w:type="gramEnd"/>
+      <w:r>
+        <w:rPr>
+          <w:rFonts w:hint="eastAsia"/>
+          <w:lang w:eastAsia="zh-CN"/>
+        </w:rPr>
+        <w:t>将开始设计系统的整体框架，包括数据库设计、</w:t>
+      </w:r>
+      <w:r>
+        <w:rPr>
+          <w:rFonts w:hint="eastAsia"/>
+          <w:lang w:eastAsia="zh-CN"/>
+        </w:rPr>
         <w:t>API</w:t>
       </w:r>
       <w:r>
@@ -381,7 +442,23 @@
           <w:rFonts w:hint="eastAsia"/>
           <w:lang w:eastAsia="zh-CN"/>
         </w:rPr>
-        <w:t>接口规范以及微服务拆分方案。</w:t>
+        <w:t>接口规范以及</w:t>
+      </w:r>
+      <w:proofErr w:type="gramStart"/>
+      <w:r>
+        <w:rPr>
+          <w:rFonts w:hint="eastAsia"/>
+          <w:lang w:eastAsia="zh-CN"/>
+        </w:rPr>
+        <w:t>微服务</w:t>
+      </w:r>
+      <w:proofErr w:type="gramEnd"/>
+      <w:r>
+        <w:rPr>
+          <w:rFonts w:hint="eastAsia"/>
+          <w:lang w:eastAsia="zh-CN"/>
+        </w:rPr>
+        <w:t>拆分方案。</w:t>
       </w:r>
       <w:bookmarkEnd w:id="14"/>
     </w:p>
@@ -444,7 +521,27 @@
           <w:bCs/>
           <w:lang w:eastAsia="zh-CN"/>
         </w:rPr>
-        <w:t>市场调研与竞品分析：</w:t>
+        <w:t>市场调研</w:t>
+      </w:r>
+      <w:proofErr w:type="gramStart"/>
+      <w:r>
+        <w:rPr>
+          <w:rFonts w:hint="eastAsia"/>
+          <w:b/>
+          <w:bCs/>
+          <w:lang w:eastAsia="zh-CN"/>
+        </w:rPr>
+        <w:t>与竞品分析</w:t>
+      </w:r>
+      <w:proofErr w:type="gramEnd"/>
+      <w:r>
+        <w:rPr>
+          <w:rFonts w:hint="eastAsia"/>
+          <w:b/>
+          <w:bCs/>
+          <w:lang w:eastAsia="zh-CN"/>
+        </w:rPr>
+        <w:t>：</w:t>
       </w:r>
       <w:r>
         <w:rPr>
@@ -504,12 +601,37 @@
         </w:rPr>
         <w:t>技术可行性评估：</w:t>
       </w:r>
+      <w:proofErr w:type="gramStart"/>
       <w:r>
         <w:rPr>
           <w:rFonts w:hint="eastAsia"/>
           <w:lang w:eastAsia="zh-CN"/>
         </w:rPr>
-        <w:t>架构师和资深开发工程师将针对需求文档中的核心技术难点进行预研，评估现有技术栈是否能够满足性能要求。</w:t>
+        <w:t>架构师</w:t>
+      </w:r>
+      <w:proofErr w:type="gramEnd"/>
+      <w:r>
+        <w:rPr>
+          <w:rFonts w:hint="eastAsia"/>
+          <w:lang w:eastAsia="zh-CN"/>
+        </w:rPr>
+        <w:t>和资深开发工程师将针对需求文档中的核心技术难点进行预研，评估现有技术</w:t>
+      </w:r>
+      <w:proofErr w:type="gramStart"/>
+      <w:r>
+        <w:rPr>
+          <w:rFonts w:hint="eastAsia"/>
+          <w:lang w:eastAsia="zh-CN"/>
+        </w:rPr>
+        <w:t>栈</w:t>
+      </w:r>
+      <w:proofErr w:type="gramEnd"/>
+      <w:r>
+        <w:rPr>
+          <w:rFonts w:hint="eastAsia"/>
+          <w:lang w:eastAsia="zh-CN"/>
+        </w:rPr>
+        <w:t>是否能够满足性能要求。</w:t>
       </w:r>
     </w:p>
     <w:p>
@@ -539,13 +661,29 @@
           <w:rFonts w:hint="eastAsia"/>
           <w:lang w:eastAsia="zh-CN"/>
         </w:rPr>
-        <w:t>在需求明确后，架构师将开始设计系统的整体框架，包括数据库设计、</w:t>
-      </w:r>
+        <w:t>在需求明确后，</w:t>
+      </w:r>
+      <w:proofErr w:type="gramStart"/>
       <w:r>
         <w:rPr>
           <w:rFonts w:hint="eastAsia"/>
           <w:lang w:eastAsia="zh-CN"/>
         </w:rPr>
+        <w:t>架构师</w:t>
+      </w:r>
+      <w:proofErr w:type="gramEnd"/>
+      <w:r>
+        <w:rPr>
+          <w:rFonts w:hint="eastAsia"/>
+          <w:lang w:eastAsia="zh-CN"/>
+        </w:rPr>
+        <w:t>将开始设计系统的整体框架，包括数据库设计、</w:t>
+      </w:r>
+      <w:r>
+        <w:rPr>
+          <w:rFonts w:hint="eastAsia"/>
+          <w:lang w:eastAsia="zh-CN"/>
+        </w:rPr>
         <w:t>API</w:t>
       </w:r>
       <w:r>
@@ -559,7 +697,23 @@
           <w:rFonts w:hint="eastAsia"/>
           <w:lang w:eastAsia="zh-CN"/>
         </w:rPr>
-        <w:t>接口规范以及微服务拆分方案。</w:t>
+        <w:t>接口规范以及</w:t>
+      </w:r>
+      <w:proofErr w:type="gramStart"/>
+      <w:r>
+        <w:rPr>
+          <w:rFonts w:hint="eastAsia"/>
+          <w:lang w:eastAsia="zh-CN"/>
+        </w:rPr>
+        <w:t>微服务</w:t>
+      </w:r>
+      <w:proofErr w:type="gramEnd"/>
+      <w:r>
+        <w:rPr>
+          <w:rFonts w:hint="eastAsia"/>
+          <w:lang w:eastAsia="zh-CN"/>
+        </w:rPr>
+        <w:t>拆分方案。</w:t>
       </w:r>
     </w:p>
     <w:p>
@@ -588,12 +742,14 @@
           </w:rPr>
           <w:t>Achuan-2</w:t>
         </w:r>
+        <w:proofErr w:type="gramStart"/>
         <w:r>
           <w:rPr>
             <w:rStyle w:val="ae"/>
           </w:rPr>
           <w:t>的博客</w:t>
         </w:r>
+        <w:proofErr w:type="gramEnd"/>
       </w:hyperlink>
     </w:p>
     <w:bookmarkEnd w:id="21"/>
@@ -703,6 +859,7 @@
         </w:rPr>
         <w:t>(</w:t>
       </w:r>
+      <w:proofErr w:type="gramStart"/>
       <w:r>
         <w:rPr>
           <w:rFonts w:ascii="Consolas" w:eastAsiaTheme="minorEastAsia" w:hAnsi="Consolas"/>
@@ -731,7 +888,29 @@
           <w:shd w:val="clear" w:color="auto" w:fill="auto"/>
           <w:lang w:eastAsia="en-US"/>
         </w:rPr>
-        <w:t>x_min</w:t>
+        <w:t>x</w:t>
+      </w:r>
+      <w:proofErr w:type="gramEnd"/>
+      <w:r>
+        <w:rPr>
+          <w:rFonts w:ascii="Consolas" w:eastAsiaTheme="minorEastAsia" w:hAnsi="Consolas"/>
+          <w:color w:val="19177C"/>
+          <w:sz w:val="22"/>
+          <w:shd w:val="clear" w:color="auto" w:fill="auto"/>
+          <w:lang w:eastAsia="en-US"/>
+        </w:rPr>
+        <w:t>_</w:t>
+      </w:r>
+      <w:proofErr w:type="gramStart"/>
+      <w:r>
+        <w:rPr>
+          <w:rFonts w:ascii="Consolas" w:eastAsiaTheme="minorEastAsia" w:hAnsi="Consolas"/>
+          <w:color w:val="19177C"/>
+          <w:sz w:val="22"/>
+          <w:shd w:val="clear" w:color="auto" w:fill="auto"/>
+          <w:lang w:eastAsia="en-US"/>
+        </w:rPr>
+        <w:t>min</w:t>
       </w:r>
       <w:r>
         <w:rPr>
@@ -751,27 +930,9 @@
           <w:shd w:val="clear" w:color="auto" w:fill="auto"/>
           <w:lang w:eastAsia="en-US"/>
         </w:rPr>
-        <w:t>x_max</w:t>
-      </w:r>
-      <w:r>
-        <w:rPr>
-          <w:rFonts w:ascii="Consolas" w:eastAsiaTheme="minorEastAsia" w:hAnsi="Consolas"/>
-          <w:sz w:val="22"/>
-          <w:shd w:val="clear" w:color="auto" w:fill="auto"/>
-          <w:lang w:eastAsia="en-US"/>
-        </w:rPr>
-        <w:t>)</w:t>
-      </w:r>
-      <w:r>
-        <w:rPr>
-          <w:rFonts w:ascii="Consolas" w:eastAsiaTheme="minorEastAsia" w:hAnsi="Consolas"/>
-          <w:sz w:val="22"/>
-          <w:shd w:val="clear" w:color="auto" w:fill="auto"/>
-          <w:lang w:eastAsia="en-US"/>
-        </w:rPr>
-        <w:br/>
-        <w:t xml:space="preserve">    </w:t>
-      </w:r>
+        <w:t>x</w:t>
+      </w:r>
+      <w:proofErr w:type="gramEnd"/>
       <w:r>
         <w:rPr>
           <w:rFonts w:ascii="Consolas" w:eastAsiaTheme="minorEastAsia" w:hAnsi="Consolas"/>
@@ -780,6 +941,35 @@
           <w:shd w:val="clear" w:color="auto" w:fill="auto"/>
           <w:lang w:eastAsia="en-US"/>
         </w:rPr>
+        <w:t>_max</w:t>
+      </w:r>
+      <w:r>
+        <w:rPr>
+          <w:rFonts w:ascii="Consolas" w:eastAsiaTheme="minorEastAsia" w:hAnsi="Consolas"/>
+          <w:sz w:val="22"/>
+          <w:shd w:val="clear" w:color="auto" w:fill="auto"/>
+          <w:lang w:eastAsia="en-US"/>
+        </w:rPr>
+        <w:t>)</w:t>
+      </w:r>
+      <w:r>
+        <w:rPr>
+          <w:rFonts w:ascii="Consolas" w:eastAsiaTheme="minorEastAsia" w:hAnsi="Consolas"/>
+          <w:sz w:val="22"/>
+          <w:shd w:val="clear" w:color="auto" w:fill="auto"/>
+          <w:lang w:eastAsia="en-US"/>
+        </w:rPr>
+        <w:br/>
+        <w:t xml:space="preserve">    </w:t>
+      </w:r>
+      <w:r>
+        <w:rPr>
+          <w:rFonts w:ascii="Consolas" w:eastAsiaTheme="minorEastAsia" w:hAnsi="Consolas"/>
+          <w:color w:val="19177C"/>
+          <w:sz w:val="22"/>
+          <w:shd w:val="clear" w:color="auto" w:fill="auto"/>
+          <w:lang w:eastAsia="en-US"/>
+        </w:rPr>
         <w:t>y</w:t>
       </w:r>
       <w:r>
@@ -830,6 +1020,7 @@
         </w:rPr>
         <w:t>(</w:t>
       </w:r>
+      <w:proofErr w:type="gramStart"/>
       <w:r>
         <w:rPr>
           <w:rFonts w:ascii="Consolas" w:eastAsiaTheme="minorEastAsia" w:hAnsi="Consolas"/>
@@ -858,8 +1049,20 @@
           <w:shd w:val="clear" w:color="auto" w:fill="auto"/>
           <w:lang w:eastAsia="en-US"/>
         </w:rPr>
-        <w:t>x_min</w:t>
-      </w:r>
+        <w:t>x</w:t>
+      </w:r>
+      <w:proofErr w:type="gramEnd"/>
+      <w:r>
+        <w:rPr>
+          <w:rFonts w:ascii="Consolas" w:eastAsiaTheme="minorEastAsia" w:hAnsi="Consolas"/>
+          <w:color w:val="19177C"/>
+          <w:sz w:val="22"/>
+          <w:shd w:val="clear" w:color="auto" w:fill="auto"/>
+          <w:lang w:eastAsia="en-US"/>
+        </w:rPr>
+        <w:t>_min</w:t>
+      </w:r>
+      <w:proofErr w:type="gramStart"/>
       <w:r>
         <w:rPr>
           <w:rFonts w:ascii="Consolas" w:eastAsiaTheme="minorEastAsia" w:hAnsi="Consolas"/>
@@ -887,7 +1090,18 @@
           <w:shd w:val="clear" w:color="auto" w:fill="auto"/>
           <w:lang w:eastAsia="en-US"/>
         </w:rPr>
-        <w:t>x_max</w:t>
+        <w:t>x</w:t>
+      </w:r>
+      <w:proofErr w:type="gramEnd"/>
+      <w:r>
+        <w:rPr>
+          <w:rFonts w:ascii="Consolas" w:eastAsiaTheme="minorEastAsia" w:hAnsi="Consolas"/>
+          <w:color w:val="19177C"/>
+          <w:sz w:val="22"/>
+          <w:shd w:val="clear" w:color="auto" w:fill="auto"/>
+          <w:lang w:eastAsia="en-US"/>
+        </w:rPr>
+        <w:t>_max</w:t>
       </w:r>
       <w:r>
         <w:rPr>
@@ -936,11 +1150,19 @@
       <w:r>
         <w:t>行内代码：</w:t>
       </w:r>
+      <w:proofErr w:type="gramStart"/>
       <w:r>
         <w:rPr>
           <w:rStyle w:val="InlineCode"/>
         </w:rPr>
-        <w:t>disp("Hello Matlab")</w:t>
+        <w:t>disp(</w:t>
+      </w:r>
+      <w:proofErr w:type="gramEnd"/>
+      <w:r>
+        <w:rPr>
+          <w:rStyle w:val="InlineCode"/>
+        </w:rPr>
+        <w:t>"Hello Matlab")</w:t>
       </w:r>
     </w:p>
     <w:p>
@@ -1542,9 +1764,11 @@
             <w:r>
               <w:br/>
             </w:r>
+            <w:proofErr w:type="gramStart"/>
             <w:r>
               <w:t>段前</w:t>
             </w:r>
+            <w:proofErr w:type="gramEnd"/>
             <w:r>
               <w:t xml:space="preserve">24 </w:t>
             </w:r>
@@ -2321,7 +2545,21 @@
         <w:rPr>
           <w:lang w:eastAsia="zh-CN"/>
         </w:rPr>
-        <w:t>图片无法自动居中，另外注意图片添加题注要居中的话，必须先让图片居中，再添加题注。</w:t>
+        <w:t>图片无法自动居中，另外注意图片添加</w:t>
+      </w:r>
+      <w:proofErr w:type="gramStart"/>
+      <w:r>
+        <w:rPr>
+          <w:lang w:eastAsia="zh-CN"/>
+        </w:rPr>
+        <w:t>题注要居中</w:t>
+      </w:r>
+      <w:proofErr w:type="gramEnd"/>
+      <w:r>
+        <w:rPr>
+          <w:lang w:eastAsia="zh-CN"/>
+        </w:rPr>
+        <w:t>的话，必须先让图片居中，再添加题注。</w:t>
       </w:r>
     </w:p>
     <w:p>
@@ -2337,7 +2575,21 @@
         <w:rPr>
           <w:lang w:eastAsia="zh-CN"/>
         </w:rPr>
-        <w:t>模板可以做到表格整体居中，但是表格单元格自动居中需要思源笔记文档中的表格本身先设置居中，否则不居中。</w:t>
+        <w:t>模板可以做到表格整体居中，但是表格单元格自动居中需要思源笔记文档中的表格</w:t>
+      </w:r>
+      <w:proofErr w:type="gramStart"/>
+      <w:r>
+        <w:rPr>
+          <w:lang w:eastAsia="zh-CN"/>
+        </w:rPr>
+        <w:t>本身先</w:t>
+      </w:r>
+      <w:proofErr w:type="gramEnd"/>
+      <w:r>
+        <w:rPr>
+          <w:lang w:eastAsia="zh-CN"/>
+        </w:rPr>
+        <w:t>设置居中，否则不居中。</w:t>
       </w:r>
       <w:r>
         <w:t>这是因为</w:t>
@@ -2373,41 +2625,153 @@
       <w:r>
         <w:br/>
       </w:r>
+      <w:proofErr w:type="gramStart"/>
       <w:r>
         <w:rPr>
           <w:rStyle w:val="VerbatimChar"/>
         </w:rPr>
-        <w:t>| :--------: | :--------: |</w:t>
+        <w:t>| :</w:t>
+      </w:r>
+      <w:proofErr w:type="gramEnd"/>
+      <w:r>
+        <w:rPr>
+          <w:rStyle w:val="VerbatimChar"/>
+        </w:rPr>
+        <w:t xml:space="preserve">--------: </w:t>
+      </w:r>
+      <w:proofErr w:type="gramStart"/>
+      <w:r>
+        <w:rPr>
+          <w:rStyle w:val="VerbatimChar"/>
+        </w:rPr>
+        <w:t>| :</w:t>
+      </w:r>
+      <w:proofErr w:type="gramEnd"/>
+      <w:r>
+        <w:rPr>
+          <w:rStyle w:val="VerbatimChar"/>
+        </w:rPr>
+        <w:t>--------: |</w:t>
       </w:r>
       <w:r>
         <w:br/>
       </w:r>
+      <w:proofErr w:type="gramStart"/>
       <w:r>
         <w:rPr>
           <w:rStyle w:val="VerbatimChar"/>
         </w:rPr>
-        <w:t>|  cell 1  |  cell 2  |</w:t>
-      </w:r>
+        <w:t>|  cell</w:t>
+      </w:r>
+      <w:proofErr w:type="gramEnd"/>
+      <w:r>
+        <w:rPr>
+          <w:rStyle w:val="VerbatimChar"/>
+        </w:rPr>
+        <w:t xml:space="preserve"> </w:t>
+      </w:r>
+      <w:proofErr w:type="gramStart"/>
+      <w:r>
+        <w:rPr>
+          <w:rStyle w:val="VerbatimChar"/>
+        </w:rPr>
+        <w:t>1  |</w:t>
+      </w:r>
+      <w:proofErr w:type="gramEnd"/>
+      <w:r>
+        <w:rPr>
+          <w:rStyle w:val="VerbatimChar"/>
+        </w:rPr>
+        <w:t xml:space="preserve">  cell </w:t>
+      </w:r>
+      <w:proofErr w:type="gramStart"/>
+      <w:r>
+        <w:rPr>
+          <w:rStyle w:val="VerbatimChar"/>
+        </w:rPr>
+        <w:t>2  |</w:t>
+      </w:r>
+      <w:proofErr w:type="gramEnd"/>
       <w:r>
         <w:br/>
       </w:r>
+      <w:proofErr w:type="gramStart"/>
       <w:r>
         <w:rPr>
           <w:rStyle w:val="VerbatimChar"/>
         </w:rPr>
-        <w:t>|  cell 3  |  cell 4  |</w:t>
-      </w:r>
+        <w:t>|  cell</w:t>
+      </w:r>
+      <w:proofErr w:type="gramEnd"/>
+      <w:r>
+        <w:rPr>
+          <w:rStyle w:val="VerbatimChar"/>
+        </w:rPr>
+        <w:t xml:space="preserve"> </w:t>
+      </w:r>
+      <w:proofErr w:type="gramStart"/>
+      <w:r>
+        <w:rPr>
+          <w:rStyle w:val="VerbatimChar"/>
+        </w:rPr>
+        <w:t>3  |</w:t>
+      </w:r>
+      <w:proofErr w:type="gramEnd"/>
+      <w:r>
+        <w:rPr>
+          <w:rStyle w:val="VerbatimChar"/>
+        </w:rPr>
+        <w:t xml:space="preserve">  cell </w:t>
+      </w:r>
+      <w:proofErr w:type="gramStart"/>
+      <w:r>
+        <w:rPr>
+          <w:rStyle w:val="VerbatimChar"/>
+        </w:rPr>
+        <w:t>4  |</w:t>
+      </w:r>
+      <w:proofErr w:type="gramEnd"/>
       <w:r>
         <w:br/>
       </w:r>
+      <w:proofErr w:type="gramStart"/>
       <w:r>
         <w:rPr>
           <w:rStyle w:val="VerbatimChar"/>
         </w:rPr>
-        <w:t>|  cell 5  |  cell 6  |</w:t>
+        <w:t>|  cell</w:t>
+      </w:r>
+      <w:proofErr w:type="gramEnd"/>
+      <w:r>
+        <w:rPr>
+          <w:rStyle w:val="VerbatimChar"/>
+        </w:rPr>
+        <w:t xml:space="preserve"> </w:t>
+      </w:r>
+      <w:proofErr w:type="gramStart"/>
+      <w:r>
+        <w:rPr>
+          <w:rStyle w:val="VerbatimChar"/>
+        </w:rPr>
+        <w:t>5  |</w:t>
+      </w:r>
+      <w:proofErr w:type="gramEnd"/>
+      <w:r>
+        <w:rPr>
+          <w:rStyle w:val="VerbatimChar"/>
+        </w:rPr>
+        <w:t xml:space="preserve">  cell </w:t>
+      </w:r>
+      <w:proofErr w:type="gramStart"/>
+      <w:r>
+        <w:rPr>
+          <w:rStyle w:val="VerbatimChar"/>
+        </w:rPr>
+        <w:t>6  |</w:t>
       </w:r>
       <w:bookmarkEnd w:id="32"/>
       <w:bookmarkEnd w:id="34"/>
+      <w:proofErr w:type="gramEnd"/>
     </w:p>
     <w:sectPr>
       <w:footerReference w:type="default" r:id="rId14"/>
@@ -4191,6 +4555,10 @@
   <w:style w:type="paragraph" w:customStyle="1" w:styleId="Figure">
     <w:name w:val="Figure"/>
     <w:basedOn w:val="a"/>
+    <w:rsid w:val="00C42332"/>
+    <w:pPr>
+      <w:jc w:val="center"/>
+    </w:pPr>
   </w:style>
   <w:style w:type="paragraph" w:customStyle="1" w:styleId="CaptionedFigure">
     <w:name w:val="Captioned Figure"/>
@@ -4198,7 +4566,6 @@
     <w:rsid w:val="009E3C62"/>
     <w:pPr>
       <w:keepNext/>
-      <w:jc w:val="center"/>
     </w:pPr>
   </w:style>
   <w:style w:type="character" w:customStyle="1" w:styleId="ac">
